--- a/downloads/student/Unit 07/Handout 07.02 - Resume Template and Worked Example.docx
+++ b/downloads/student/Unit 07/Handout 07.02 - Resume Template and Worked Example.docx
@@ -265,150 +265,6 @@
       <w:r>
         <w:t xml:space="preserve">| Family and Consumer Sciences, Spring</w:t>
       </w:r>
-      <w:r>
-        <w:t xml:space="preserve"> </w:t>
-      </w:r>
-      <w:r>
-        <w:t xml:space="preserve">- Led a station team of seven to cook and serve a pasta course for 30 people, running a written eight-block time plan, and got every plate down inside the 40-minute period.</w:t>
-      </w:r>
-      <w:r>
-        <w:t xml:space="preserve"> </w:t>
-      </w:r>
-      <w:r>
-        <w:t xml:space="preserve">- Scaled a recipe from 4 servings to 28, converted cups to fluid ounces to ounces by weight, rounded every line up to a package the store sells, and ran a yield check that cleared 30 portions.</w:t>
-      </w:r>
-      <w:r>
-        <w:t xml:space="preserve"> </w:t>
-      </w:r>
-      <w:r>
-        <w:t xml:space="preserve">- Priced 11 ingredients from a real weekly supermarket circular, found two store-brand swaps that saved $3.40, and brought the station in at $18.60 against a $20.00 budget.</w:t>
-      </w:r>
-      <w:r>
-        <w:t xml:space="preserve"> </w:t>
-      </w:r>
-      <w:r>
-        <w:t xml:space="preserve">- Wrote a ten-step station card with an allergen box that another team followed with no questions on the first read.</w:t>
-      </w:r>
-    </w:p>
-    <w:p>
-      <w:pPr>
-        <w:pStyle w:val="BodyText"/>
-      </w:pPr>
-      <w:r>
-        <w:rPr>
-          <w:b/>
-        </w:rPr>
-        <w:t xml:space="preserve">Project: Feed a Family of Four on $40.00</w:t>
-      </w:r>
-      <w:r>
-        <w:t xml:space="preserve"> </w:t>
-      </w:r>
-      <w:r>
-        <w:t xml:space="preserve">| Family and Consumer Sciences, Fall</w:t>
-      </w:r>
-      <w:r>
-        <w:t xml:space="preserve"> </w:t>
-      </w:r>
-      <w:r>
-        <w:t xml:space="preserve">- Planned three days of meals for a family of four for $38.95, hitting all five MyPlate groups, using unit prices from a store circular.</w:t>
-      </w:r>
-      <w:r>
-        <w:t xml:space="preserve"> </w:t>
-      </w:r>
-      <w:r>
-        <w:t xml:space="preserve">- Cooked one dish from the plan in a lab and presented the menu and the math to the class.</w:t>
-      </w:r>
-    </w:p>
-    <w:p>
-      <w:pPr>
-        <w:pStyle w:val="BodyText"/>
-      </w:pPr>
-      <w:r>
-        <w:rPr>
-          <w:b/>
-        </w:rPr>
-        <w:t xml:space="preserve">Investor Challenge (classroom simulation)</w:t>
-      </w:r>
-      <w:r>
-        <w:t xml:space="preserve"> </w:t>
-      </w:r>
-      <w:r>
-        <w:t xml:space="preserve">| Family and Consumer Sciences, Winter</w:t>
-      </w:r>
-      <w:r>
-        <w:t xml:space="preserve"> </w:t>
-      </w:r>
-      <w:r>
-        <w:t xml:space="preserve">- Managed a $10,000 practice portfolio across six weeks, held through a simulated market drop instead of selling, rebalanced twice, and finished up 7 percent.</w:t>
-      </w:r>
-      <w:r>
-        <w:t xml:space="preserve"> </w:t>
-      </w:r>
-      <w:r>
-        <w:t xml:space="preserve">- Wrote a four-page Investor Report explaining every trade with a reason.</w:t>
-      </w:r>
-    </w:p>
-    <w:p>
-      <w:pPr>
-        <w:pStyle w:val="BodyText"/>
-      </w:pPr>
-      <w:r>
-        <w:rPr>
-          <w:b/>
-        </w:rPr>
-        <w:t xml:space="preserve">Family responsibilities</w:t>
-      </w:r>
-      <w:r>
-        <w:t xml:space="preserve"> </w:t>
-      </w:r>
-      <w:r>
-        <w:t xml:space="preserve">| Ongoing</w:t>
-      </w:r>
-      <w:r>
-        <w:t xml:space="preserve"> </w:t>
-      </w:r>
-      <w:r>
-        <w:t xml:space="preserve">- Cook dinner for a family of five three nights a week, planning around a weekly grocery budget.</w:t>
-      </w:r>
-      <w:r>
-        <w:t xml:space="preserve"> </w:t>
-      </w:r>
-      <w:r>
-        <w:t xml:space="preserve">- Watch two younger siblings, ages 4 and 7, after school Monday through Thursday.</w:t>
-      </w:r>
-    </w:p>
-    <w:p>
-      <w:pPr>
-        <w:pStyle w:val="BodyText"/>
-      </w:pPr>
-      <w:r>
-        <w:rPr>
-          <w:b/>
-        </w:rPr>
-        <w:t xml:space="preserve">Volunteer, Neighborhood Food Pantry</w:t>
-      </w:r>
-      <w:r>
-        <w:t xml:space="preserve"> </w:t>
-      </w:r>
-      <w:r>
-        <w:t xml:space="preserve">| Two Saturdays, Winter</w:t>
-      </w:r>
-      <w:r>
-        <w:t xml:space="preserve"> </w:t>
-      </w:r>
-      <w:r>
-        <w:t xml:space="preserve">- Sorted and shelved about 300 donated items by category and checked expiration dates.</w:t>
-      </w:r>
-    </w:p>
-    <w:p>
-      <w:pPr>
-        <w:pStyle w:val="Heading3"/>
-      </w:pPr>
-      <w:bookmarkStart w:id="25" w:name="activities"/>
-      <w:r>
-        <w:t xml:space="preserve">ACTIVITIES</w:t>
-      </w:r>
-      <w:bookmarkEnd w:id="25"/>
     </w:p>
     <w:p>
       <w:pPr>
@@ -419,7 +275,7 @@
         <w:pStyle w:val="Compact"/>
       </w:pPr>
       <w:r>
-        <w:t xml:space="preserve">School track team, grade 7 and grade 8</w:t>
+        <w:t xml:space="preserve">Led a station team of seven to cook and serve a pasta course for 30 people, running a written eight-block time plan, and got every plate down inside the 40-minute period.</w:t>
       </w:r>
     </w:p>
     <w:p>
@@ -431,18 +287,49 @@
         <w:pStyle w:val="Compact"/>
       </w:pPr>
       <w:r>
-        <w:t xml:space="preserve">Youth group, weekly</w:t>
-      </w:r>
-    </w:p>
-    <w:p>
-      <w:pPr>
-        <w:pStyle w:val="Heading3"/>
-      </w:pPr>
-      <w:bookmarkStart w:id="26" w:name="awards"/>
-      <w:r>
-        <w:t xml:space="preserve">AWARDS</w:t>
-      </w:r>
-      <w:bookmarkEnd w:id="26"/>
+        <w:t xml:space="preserve">Scaled a recipe from 4 servings to 28, converted cups to fluid ounces to ounces by weight, rounded every line up to a package the store sells, and ran a yield check that cleared 30 portions.</w:t>
+      </w:r>
+    </w:p>
+    <w:p>
+      <w:pPr>
+        <w:numPr>
+          <w:ilvl w:val="0"/>
+          <w:numId w:val="1002"/>
+        </w:numPr>
+        <w:pStyle w:val="Compact"/>
+      </w:pPr>
+      <w:r>
+        <w:t xml:space="preserve">Priced 11 ingredients from a real weekly supermarket circular, found two store-brand swaps that saved $3.40, and brought the station in at $18.60 against a $20.00 budget.</w:t>
+      </w:r>
+    </w:p>
+    <w:p>
+      <w:pPr>
+        <w:numPr>
+          <w:ilvl w:val="0"/>
+          <w:numId w:val="1002"/>
+        </w:numPr>
+        <w:pStyle w:val="Compact"/>
+      </w:pPr>
+      <w:r>
+        <w:t xml:space="preserve">Wrote a ten-step station card with an allergen box that another team followed with no questions on the first read.</w:t>
+      </w:r>
+    </w:p>
+    <w:p>
+      <w:pPr>
+        <w:pStyle w:val="FirstParagraph"/>
+      </w:pPr>
+      <w:r>
+        <w:rPr>
+          <w:b/>
+        </w:rPr>
+        <w:t xml:space="preserve">Project: Feed a Family of Four on $40.00</w:t>
+      </w:r>
+      <w:r>
+        <w:t xml:space="preserve"> </w:t>
+      </w:r>
+      <w:r>
+        <w:t xml:space="preserve">| Family and Consumer Sciences, Fall</w:t>
+      </w:r>
     </w:p>
     <w:p>
       <w:pPr>
@@ -453,7 +340,7 @@
         <w:pStyle w:val="Compact"/>
       </w:pPr>
       <w:r>
-        <w:t xml:space="preserve">Best Numbers, FACS Shark Tank pitch day, grade 8</w:t>
+        <w:t xml:space="preserve">Planned three days of meals for a family of four for $38.95, hitting all five MyPlate groups, using unit prices from a store circular.</w:t>
       </w:r>
     </w:p>
     <w:p>
@@ -465,18 +352,25 @@
         <w:pStyle w:val="Compact"/>
       </w:pPr>
       <w:r>
-        <w:t xml:space="preserve">Perfect station check record, seven of seven labs</w:t>
-      </w:r>
-    </w:p>
-    <w:p>
-      <w:pPr>
-        <w:pStyle w:val="Heading3"/>
-      </w:pPr>
-      <w:bookmarkStart w:id="27" w:name="languages"/>
-      <w:r>
-        <w:t xml:space="preserve">LANGUAGES</w:t>
-      </w:r>
-      <w:bookmarkEnd w:id="27"/>
+        <w:t xml:space="preserve">Cooked one dish from the plan in a lab and presented the menu and the math to the class.</w:t>
+      </w:r>
+    </w:p>
+    <w:p>
+      <w:pPr>
+        <w:pStyle w:val="FirstParagraph"/>
+      </w:pPr>
+      <w:r>
+        <w:rPr>
+          <w:b/>
+        </w:rPr>
+        <w:t xml:space="preserve">Investor Challenge (classroom simulation)</w:t>
+      </w:r>
+      <w:r>
+        <w:t xml:space="preserve"> </w:t>
+      </w:r>
+      <w:r>
+        <w:t xml:space="preserve">| Family and Consumer Sciences, Winter</w:t>
+      </w:r>
     </w:p>
     <w:p>
       <w:pPr>
@@ -487,12 +381,19 @@
         <w:pStyle w:val="Compact"/>
       </w:pPr>
       <w:r>
-        <w:t xml:space="preserve">English (fluent), Igbo (spoken at home)</w:t>
-      </w:r>
-    </w:p>
-    <w:p>
-      <w:r>
-        <w:br w:type="page"/>
+        <w:t xml:space="preserve">Managed a $10,000 practice portfolio across six weeks, held through a simulated market drop instead of selling, rebalanced twice, and finished up 7 percent.</w:t>
+      </w:r>
+    </w:p>
+    <w:p>
+      <w:pPr>
+        <w:numPr>
+          <w:ilvl w:val="0"/>
+          <w:numId w:val="1004"/>
+        </w:numPr>
+        <w:pStyle w:val="Compact"/>
+      </w:pPr>
+      <w:r>
+        <w:t xml:space="preserve">Wrote a four-page Investor Report explaining every trade with a reason.</w:t>
       </w:r>
     </w:p>
     <w:p>
@@ -503,7 +404,13 @@
         <w:rPr>
           <w:b/>
         </w:rPr>
-        <w:t xml:space="preserve">Look at what this resume does that most first drafts do not:</w:t>
+        <w:t xml:space="preserve">Family responsibilities</w:t>
+      </w:r>
+      <w:r>
+        <w:t xml:space="preserve"> </w:t>
+      </w:r>
+      <w:r>
+        <w:t xml:space="preserve">| Ongoing</w:t>
       </w:r>
     </w:p>
     <w:p>
@@ -515,31 +422,7 @@
         <w:pStyle w:val="Compact"/>
       </w:pPr>
       <w:r>
-        <w:t xml:space="preserve">It is</w:t>
-      </w:r>
-      <w:r>
-        <w:t xml:space="preserve"> </w:t>
-      </w:r>
-      <w:r>
-        <w:rPr>
-          <w:b/>
-        </w:rPr>
-        <w:t xml:space="preserve">one page</w:t>
-      </w:r>
-      <w:r>
-        <w:t xml:space="preserve"> </w:t>
-      </w:r>
-      <w:r>
-        <w:t xml:space="preserve">and there are</w:t>
-      </w:r>
-      <w:r>
-        <w:t xml:space="preserve"> </w:t>
-      </w:r>
-      <w:r>
-        <w:rPr>
-          <w:b/>
-        </w:rPr>
-        <w:t xml:space="preserve">no paragraphs.</w:t>
+        <w:t xml:space="preserve">Cook dinner for a family of five three nights a week, planning around a weekly grocery budget.</w:t>
       </w:r>
     </w:p>
     <w:p>
@@ -551,284 +434,24 @@
         <w:pStyle w:val="Compact"/>
       </w:pPr>
       <w:r>
-        <w:t xml:space="preserve">Every bullet has a</w:t>
-      </w:r>
-      <w:r>
-        <w:t xml:space="preserve"> </w:t>
-      </w:r>
-      <w:r>
-        <w:rPr>
-          <w:b/>
-        </w:rPr>
-        <w:t xml:space="preserve">number</w:t>
-      </w:r>
-      <w:r>
-        <w:t xml:space="preserve"> </w:t>
-      </w:r>
-      <w:r>
-        <w:t xml:space="preserve">in it, or a named audience, or both.</w:t>
-      </w:r>
-    </w:p>
-    <w:p>
-      <w:pPr>
-        <w:numPr>
-          <w:ilvl w:val="0"/>
-          <w:numId w:val="1005"/>
-        </w:numPr>
-        <w:pStyle w:val="Compact"/>
-      </w:pPr>
-      <w:r>
-        <w:t xml:space="preserve">The experience section leads with</w:t>
-      </w:r>
-      <w:r>
-        <w:t xml:space="preserve"> </w:t>
-      </w:r>
-      <w:r>
-        <w:rPr>
-          <w:b/>
-        </w:rPr>
-        <w:t xml:space="preserve">school and family work,</w:t>
-      </w:r>
-      <w:r>
-        <w:t xml:space="preserve"> </w:t>
-      </w:r>
-      <w:r>
-        <w:t xml:space="preserve">because that is what a 13-year-old has.</w:t>
-      </w:r>
-    </w:p>
-    <w:p>
-      <w:pPr>
-        <w:numPr>
-          <w:ilvl w:val="0"/>
-          <w:numId w:val="1005"/>
-        </w:numPr>
-        <w:pStyle w:val="Compact"/>
-      </w:pPr>
-      <w:r>
-        <w:t xml:space="preserve">It never says</w:t>
-      </w:r>
-      <w:r>
-        <w:t xml:space="preserve"> </w:t>
-      </w:r>
-      <w:r>
-        <w:t xml:space="preserve">“</w:t>
-      </w:r>
-      <w:r>
-        <w:t xml:space="preserve">hard worker,</w:t>
-      </w:r>
-      <w:r>
-        <w:t xml:space="preserve">”</w:t>
-      </w:r>
-      <w:r>
-        <w:t xml:space="preserve"> </w:t>
-      </w:r>
-      <w:r>
-        <w:t xml:space="preserve">“</w:t>
-      </w:r>
-      <w:r>
-        <w:t xml:space="preserve">responsible,</w:t>
-      </w:r>
-      <w:r>
-        <w:t xml:space="preserve">”</w:t>
-      </w:r>
-      <w:r>
-        <w:t xml:space="preserve"> </w:t>
-      </w:r>
-      <w:r>
-        <w:t xml:space="preserve">or</w:t>
-      </w:r>
-      <w:r>
-        <w:t xml:space="preserve"> </w:t>
-      </w:r>
-      <w:r>
-        <w:t xml:space="preserve">“</w:t>
-      </w:r>
-      <w:r>
-        <w:t xml:space="preserve">team player.</w:t>
-      </w:r>
-      <w:r>
-        <w:t xml:space="preserve">”</w:t>
-      </w:r>
-      <w:r>
-        <w:t xml:space="preserve"> </w:t>
-      </w:r>
-      <w:r>
-        <w:t xml:space="preserve">It shows those things instead.</w:t>
-      </w:r>
-    </w:p>
-    <w:p>
-      <w:pPr>
-        <w:numPr>
-          <w:ilvl w:val="0"/>
-          <w:numId w:val="1005"/>
-        </w:numPr>
-        <w:pStyle w:val="Compact"/>
-      </w:pPr>
-      <w:r>
-        <w:t xml:space="preserve">The summary line says what kind of work, not what kind of person.</w:t>
-      </w:r>
-    </w:p>
-    <w:p>
-      <w:pPr>
-        <w:numPr>
-          <w:ilvl w:val="0"/>
-          <w:numId w:val="1005"/>
-        </w:numPr>
-        <w:pStyle w:val="Compact"/>
-      </w:pPr>
-      <w:r>
-        <w:t xml:space="preserve">The languages section is there, and it is the section most students forget.</w:t>
-      </w:r>
-    </w:p>
-    <w:p>
-      <w:r>
-        <w:br w:type="page"/>
-      </w:r>
-    </w:p>
-    <w:p>
-      <w:pPr>
-        <w:pStyle w:val="Heading1"/>
-      </w:pPr>
-      <w:bookmarkStart w:id="28" w:name="page-2-your-template"/>
-      <w:r>
-        <w:t xml:space="preserve">Page 2: Your template</w:t>
-      </w:r>
-      <w:bookmarkEnd w:id="28"/>
+        <w:t xml:space="preserve">Watch two younger siblings, ages 4 and 7, after school Monday through Thursday.</w:t>
+      </w:r>
     </w:p>
     <w:p>
       <w:pPr>
         <w:pStyle w:val="FirstParagraph"/>
       </w:pPr>
       <w:r>
-        <w:t xml:space="preserve">Write in pencil. This is a draft and you are going to cross things out.</w:t>
-      </w:r>
-    </w:p>
-    <w:p>
-      <w:pPr>
-        <w:pStyle w:val="Heading2"/>
-      </w:pPr>
-      <w:bookmarkStart w:id="29" w:name="section"/>
-      <w:r>
-        <w:t xml:space="preserve">_______________________________________________</w:t>
-      </w:r>
-      <w:bookmarkEnd w:id="29"/>
-    </w:p>
-    <w:p>
-      <w:pPr>
-        <w:pStyle w:val="FirstParagraph"/>
-      </w:pPr>
-      <w:r>
-        <w:t xml:space="preserve">(your full name, printed)</w:t>
-      </w:r>
-    </w:p>
-    <w:p>
-      <w:pPr>
-        <w:pStyle w:val="BodyText"/>
-      </w:pPr>
-      <w:r>
-        <w:t xml:space="preserve">Town: __________________ | School email: __________________________ | Phone (optional): ______________</w:t>
-      </w:r>
-    </w:p>
-    <w:p>
-      <w:pPr>
-        <w:pStyle w:val="BodyText"/>
-      </w:pPr>
-      <w:r>
-        <w:rPr>
-          <w:b/>
-        </w:rPr>
-        <w:t xml:space="preserve">Do not put your street address on a resume.</w:t>
-      </w:r>
-      <w:r>
-        <w:t xml:space="preserve"> </w:t>
-      </w:r>
-      <w:r>
-        <w:t xml:space="preserve">Town and a way to reach you is enough.</w:t>
-      </w:r>
-    </w:p>
-    <w:p>
-      <w:pPr>
-        <w:pStyle w:val="BodyText"/>
-      </w:pPr>
-      <w:r>
-        <w:rPr>
-          <w:b/>
-        </w:rPr>
-        <w:t xml:space="preserve">Summary</w:t>
-      </w:r>
-      <w:r>
-        <w:t xml:space="preserve"> </w:t>
-      </w:r>
-      <w:r>
-        <w:t xml:space="preserve">(one sentence: who you are, and what kind of work you want)</w:t>
-      </w:r>
-    </w:p>
-    <w:p>
-      <w:r>
-        <w:br w:type="page"/>
-      </w:r>
-    </w:p>
-    <w:p>
-      <w:r>
-        <w:br w:type="page"/>
-      </w:r>
-    </w:p>
-    <w:p>
-      <w:pPr>
-        <w:pStyle w:val="Heading3"/>
-      </w:pPr>
-      <w:bookmarkStart w:id="30" w:name="skills-1"/>
-      <w:r>
-        <w:t xml:space="preserve">SKILLS</w:t>
-      </w:r>
-      <w:bookmarkEnd w:id="30"/>
-    </w:p>
-    <w:p>
-      <w:pPr>
-        <w:pStyle w:val="FirstParagraph"/>
-      </w:pPr>
-      <w:r>
-        <w:t xml:space="preserve">Six to nine of them. Things you can do, not things you like. End with languages.</w:t>
-      </w:r>
-    </w:p>
-    <w:p>
-      <w:r>
-        <w:br w:type="page"/>
-      </w:r>
-    </w:p>
-    <w:p>
-      <w:r>
-        <w:br w:type="page"/>
-      </w:r>
-    </w:p>
-    <w:p>
-      <w:r>
-        <w:br w:type="page"/>
-      </w:r>
-    </w:p>
-    <w:p>
-      <w:r>
-        <w:br w:type="page"/>
-      </w:r>
-    </w:p>
-    <w:p>
-      <w:r>
-        <w:br w:type="page"/>
-      </w:r>
-    </w:p>
-    <w:p>
-      <w:r>
-        <w:br w:type="page"/>
-      </w:r>
-    </w:p>
-    <w:p>
-      <w:r>
-        <w:br w:type="page"/>
-      </w:r>
-    </w:p>
-    <w:p>
-      <w:r>
-        <w:br w:type="page"/>
+        <w:rPr>
+          <w:b/>
+        </w:rPr>
+        <w:t xml:space="preserve">Volunteer, Neighborhood Food Pantry</w:t>
+      </w:r>
+      <w:r>
+        <w:t xml:space="preserve"> </w:t>
+      </w:r>
+      <w:r>
+        <w:t xml:space="preserve">| Two Saturdays, Winter</w:t>
       </w:r>
     </w:p>
     <w:p>
@@ -836,6 +459,449 @@
         <w:numPr>
           <w:ilvl w:val="0"/>
           <w:numId w:val="1006"/>
+        </w:numPr>
+        <w:pStyle w:val="Compact"/>
+      </w:pPr>
+      <w:r>
+        <w:t xml:space="preserve">Sorted and shelved about 300 donated items by category and checked expiration dates.</w:t>
+      </w:r>
+    </w:p>
+    <w:p>
+      <w:pPr>
+        <w:pStyle w:val="Heading3"/>
+      </w:pPr>
+      <w:bookmarkStart w:id="25" w:name="activities"/>
+      <w:r>
+        <w:t xml:space="preserve">ACTIVITIES</w:t>
+      </w:r>
+      <w:bookmarkEnd w:id="25"/>
+    </w:p>
+    <w:p>
+      <w:pPr>
+        <w:numPr>
+          <w:ilvl w:val="0"/>
+          <w:numId w:val="1007"/>
+        </w:numPr>
+        <w:pStyle w:val="Compact"/>
+      </w:pPr>
+      <w:r>
+        <w:t xml:space="preserve">School track team, grade 7 and grade 8</w:t>
+      </w:r>
+    </w:p>
+    <w:p>
+      <w:pPr>
+        <w:numPr>
+          <w:ilvl w:val="0"/>
+          <w:numId w:val="1007"/>
+        </w:numPr>
+        <w:pStyle w:val="Compact"/>
+      </w:pPr>
+      <w:r>
+        <w:t xml:space="preserve">Youth group, weekly</w:t>
+      </w:r>
+    </w:p>
+    <w:p>
+      <w:pPr>
+        <w:pStyle w:val="Heading3"/>
+      </w:pPr>
+      <w:bookmarkStart w:id="26" w:name="awards"/>
+      <w:r>
+        <w:t xml:space="preserve">AWARDS</w:t>
+      </w:r>
+      <w:bookmarkEnd w:id="26"/>
+    </w:p>
+    <w:p>
+      <w:pPr>
+        <w:numPr>
+          <w:ilvl w:val="0"/>
+          <w:numId w:val="1008"/>
+        </w:numPr>
+        <w:pStyle w:val="Compact"/>
+      </w:pPr>
+      <w:r>
+        <w:t xml:space="preserve">Best Numbers, FACS Shark Tank pitch day, grade 8</w:t>
+      </w:r>
+    </w:p>
+    <w:p>
+      <w:pPr>
+        <w:numPr>
+          <w:ilvl w:val="0"/>
+          <w:numId w:val="1008"/>
+        </w:numPr>
+        <w:pStyle w:val="Compact"/>
+      </w:pPr>
+      <w:r>
+        <w:t xml:space="preserve">Perfect station check record, seven of seven labs</w:t>
+      </w:r>
+    </w:p>
+    <w:p>
+      <w:pPr>
+        <w:pStyle w:val="Heading3"/>
+      </w:pPr>
+      <w:bookmarkStart w:id="27" w:name="languages"/>
+      <w:r>
+        <w:t xml:space="preserve">LANGUAGES</w:t>
+      </w:r>
+      <w:bookmarkEnd w:id="27"/>
+    </w:p>
+    <w:p>
+      <w:pPr>
+        <w:numPr>
+          <w:ilvl w:val="0"/>
+          <w:numId w:val="1009"/>
+        </w:numPr>
+        <w:pStyle w:val="Compact"/>
+      </w:pPr>
+      <w:r>
+        <w:t xml:space="preserve">English (fluent), Igbo (spoken at home)</w:t>
+      </w:r>
+    </w:p>
+    <w:p>
+      <w:r>
+        <w:br w:type="page"/>
+      </w:r>
+    </w:p>
+    <w:p>
+      <w:pPr>
+        <w:pStyle w:val="FirstParagraph"/>
+      </w:pPr>
+      <w:r>
+        <w:rPr>
+          <w:b/>
+        </w:rPr>
+        <w:t xml:space="preserve">Look at what this resume does that most first drafts do not:</w:t>
+      </w:r>
+    </w:p>
+    <w:p>
+      <w:pPr>
+        <w:numPr>
+          <w:ilvl w:val="0"/>
+          <w:numId w:val="1010"/>
+        </w:numPr>
+        <w:pStyle w:val="Compact"/>
+      </w:pPr>
+      <w:r>
+        <w:t xml:space="preserve">It is</w:t>
+      </w:r>
+      <w:r>
+        <w:t xml:space="preserve"> </w:t>
+      </w:r>
+      <w:r>
+        <w:rPr>
+          <w:b/>
+        </w:rPr>
+        <w:t xml:space="preserve">one page</w:t>
+      </w:r>
+      <w:r>
+        <w:t xml:space="preserve"> </w:t>
+      </w:r>
+      <w:r>
+        <w:t xml:space="preserve">and there are</w:t>
+      </w:r>
+      <w:r>
+        <w:t xml:space="preserve"> </w:t>
+      </w:r>
+      <w:r>
+        <w:rPr>
+          <w:b/>
+        </w:rPr>
+        <w:t xml:space="preserve">no paragraphs.</w:t>
+      </w:r>
+    </w:p>
+    <w:p>
+      <w:pPr>
+        <w:numPr>
+          <w:ilvl w:val="0"/>
+          <w:numId w:val="1010"/>
+        </w:numPr>
+        <w:pStyle w:val="Compact"/>
+      </w:pPr>
+      <w:r>
+        <w:t xml:space="preserve">Every bullet has a</w:t>
+      </w:r>
+      <w:r>
+        <w:t xml:space="preserve"> </w:t>
+      </w:r>
+      <w:r>
+        <w:rPr>
+          <w:b/>
+        </w:rPr>
+        <w:t xml:space="preserve">number</w:t>
+      </w:r>
+      <w:r>
+        <w:t xml:space="preserve"> </w:t>
+      </w:r>
+      <w:r>
+        <w:t xml:space="preserve">in it, or a named audience, or both.</w:t>
+      </w:r>
+    </w:p>
+    <w:p>
+      <w:pPr>
+        <w:numPr>
+          <w:ilvl w:val="0"/>
+          <w:numId w:val="1010"/>
+        </w:numPr>
+        <w:pStyle w:val="Compact"/>
+      </w:pPr>
+      <w:r>
+        <w:t xml:space="preserve">The experience section leads with</w:t>
+      </w:r>
+      <w:r>
+        <w:t xml:space="preserve"> </w:t>
+      </w:r>
+      <w:r>
+        <w:rPr>
+          <w:b/>
+        </w:rPr>
+        <w:t xml:space="preserve">school and family work,</w:t>
+      </w:r>
+      <w:r>
+        <w:t xml:space="preserve"> </w:t>
+      </w:r>
+      <w:r>
+        <w:t xml:space="preserve">because that is what a 13-year-old has.</w:t>
+      </w:r>
+    </w:p>
+    <w:p>
+      <w:pPr>
+        <w:numPr>
+          <w:ilvl w:val="0"/>
+          <w:numId w:val="1010"/>
+        </w:numPr>
+        <w:pStyle w:val="Compact"/>
+      </w:pPr>
+      <w:r>
+        <w:t xml:space="preserve">It never says</w:t>
+      </w:r>
+      <w:r>
+        <w:t xml:space="preserve"> </w:t>
+      </w:r>
+      <w:r>
+        <w:t xml:space="preserve">“</w:t>
+      </w:r>
+      <w:r>
+        <w:t xml:space="preserve">hard worker,</w:t>
+      </w:r>
+      <w:r>
+        <w:t xml:space="preserve">”</w:t>
+      </w:r>
+      <w:r>
+        <w:t xml:space="preserve"> </w:t>
+      </w:r>
+      <w:r>
+        <w:t xml:space="preserve">“</w:t>
+      </w:r>
+      <w:r>
+        <w:t xml:space="preserve">responsible,</w:t>
+      </w:r>
+      <w:r>
+        <w:t xml:space="preserve">”</w:t>
+      </w:r>
+      <w:r>
+        <w:t xml:space="preserve"> </w:t>
+      </w:r>
+      <w:r>
+        <w:t xml:space="preserve">or</w:t>
+      </w:r>
+      <w:r>
+        <w:t xml:space="preserve"> </w:t>
+      </w:r>
+      <w:r>
+        <w:t xml:space="preserve">“</w:t>
+      </w:r>
+      <w:r>
+        <w:t xml:space="preserve">team player.</w:t>
+      </w:r>
+      <w:r>
+        <w:t xml:space="preserve">”</w:t>
+      </w:r>
+      <w:r>
+        <w:t xml:space="preserve"> </w:t>
+      </w:r>
+      <w:r>
+        <w:t xml:space="preserve">It shows those things instead.</w:t>
+      </w:r>
+    </w:p>
+    <w:p>
+      <w:pPr>
+        <w:numPr>
+          <w:ilvl w:val="0"/>
+          <w:numId w:val="1010"/>
+        </w:numPr>
+        <w:pStyle w:val="Compact"/>
+      </w:pPr>
+      <w:r>
+        <w:t xml:space="preserve">The summary line says what kind of work, not what kind of person.</w:t>
+      </w:r>
+    </w:p>
+    <w:p>
+      <w:pPr>
+        <w:numPr>
+          <w:ilvl w:val="0"/>
+          <w:numId w:val="1010"/>
+        </w:numPr>
+        <w:pStyle w:val="Compact"/>
+      </w:pPr>
+      <w:r>
+        <w:t xml:space="preserve">The languages section is there, and it is the section most students forget.</w:t>
+      </w:r>
+    </w:p>
+    <w:p>
+      <w:r>
+        <w:br w:type="page"/>
+      </w:r>
+    </w:p>
+    <w:p>
+      <w:pPr>
+        <w:pStyle w:val="Heading1"/>
+      </w:pPr>
+      <w:bookmarkStart w:id="28" w:name="page-2-your-template"/>
+      <w:r>
+        <w:t xml:space="preserve">Page 2: Your template</w:t>
+      </w:r>
+      <w:bookmarkEnd w:id="28"/>
+    </w:p>
+    <w:p>
+      <w:pPr>
+        <w:pStyle w:val="FirstParagraph"/>
+      </w:pPr>
+      <w:r>
+        <w:t xml:space="preserve">Write in pencil. This is a draft and you are going to cross things out.</w:t>
+      </w:r>
+    </w:p>
+    <w:p>
+      <w:pPr>
+        <w:pStyle w:val="Heading2"/>
+      </w:pPr>
+      <w:bookmarkStart w:id="29" w:name="section"/>
+      <w:r>
+        <w:t xml:space="preserve">_______________________________________________</w:t>
+      </w:r>
+      <w:bookmarkEnd w:id="29"/>
+    </w:p>
+    <w:p>
+      <w:pPr>
+        <w:pStyle w:val="FirstParagraph"/>
+      </w:pPr>
+      <w:r>
+        <w:t xml:space="preserve">(your full name, printed)</w:t>
+      </w:r>
+    </w:p>
+    <w:p>
+      <w:pPr>
+        <w:pStyle w:val="BodyText"/>
+      </w:pPr>
+      <w:r>
+        <w:t xml:space="preserve">Town: __________________ | School email: __________________________ | Phone (optional): ______________</w:t>
+      </w:r>
+    </w:p>
+    <w:p>
+      <w:pPr>
+        <w:pStyle w:val="BodyText"/>
+      </w:pPr>
+      <w:r>
+        <w:rPr>
+          <w:b/>
+        </w:rPr>
+        <w:t xml:space="preserve">Do not put your street address on a resume.</w:t>
+      </w:r>
+      <w:r>
+        <w:t xml:space="preserve"> </w:t>
+      </w:r>
+      <w:r>
+        <w:t xml:space="preserve">Town and a way to reach you is enough.</w:t>
+      </w:r>
+    </w:p>
+    <w:p>
+      <w:pPr>
+        <w:pStyle w:val="BodyText"/>
+      </w:pPr>
+      <w:r>
+        <w:rPr>
+          <w:b/>
+        </w:rPr>
+        <w:t xml:space="preserve">Summary</w:t>
+      </w:r>
+      <w:r>
+        <w:t xml:space="preserve"> </w:t>
+      </w:r>
+      <w:r>
+        <w:t xml:space="preserve">(one sentence: who you are, and what kind of work you want)</w:t>
+      </w:r>
+    </w:p>
+    <w:p>
+      <w:r>
+        <w:br w:type="page"/>
+      </w:r>
+    </w:p>
+    <w:p>
+      <w:r>
+        <w:br w:type="page"/>
+      </w:r>
+    </w:p>
+    <w:p>
+      <w:pPr>
+        <w:pStyle w:val="Heading3"/>
+      </w:pPr>
+      <w:bookmarkStart w:id="30" w:name="skills-1"/>
+      <w:r>
+        <w:t xml:space="preserve">SKILLS</w:t>
+      </w:r>
+      <w:bookmarkEnd w:id="30"/>
+    </w:p>
+    <w:p>
+      <w:pPr>
+        <w:pStyle w:val="FirstParagraph"/>
+      </w:pPr>
+      <w:r>
+        <w:t xml:space="preserve">Six to nine of them. Things you can do, not things you like. End with languages.</w:t>
+      </w:r>
+    </w:p>
+    <w:p>
+      <w:r>
+        <w:br w:type="page"/>
+      </w:r>
+    </w:p>
+    <w:p>
+      <w:r>
+        <w:br w:type="page"/>
+      </w:r>
+    </w:p>
+    <w:p>
+      <w:r>
+        <w:br w:type="page"/>
+      </w:r>
+    </w:p>
+    <w:p>
+      <w:r>
+        <w:br w:type="page"/>
+      </w:r>
+    </w:p>
+    <w:p>
+      <w:r>
+        <w:br w:type="page"/>
+      </w:r>
+    </w:p>
+    <w:p>
+      <w:r>
+        <w:br w:type="page"/>
+      </w:r>
+    </w:p>
+    <w:p>
+      <w:r>
+        <w:br w:type="page"/>
+      </w:r>
+    </w:p>
+    <w:p>
+      <w:r>
+        <w:br w:type="page"/>
+      </w:r>
+    </w:p>
+    <w:p>
+      <w:pPr>
+        <w:numPr>
+          <w:ilvl w:val="0"/>
+          <w:numId w:val="1011"/>
         </w:numPr>
         <w:pStyle w:val="Compact"/>
       </w:pPr>
@@ -1995,6 +2061,21 @@
     <w:abstractNumId w:val="991"/>
   </w:num>
   <w:num w:numId="1005">
+    <w:abstractNumId w:val="991"/>
+  </w:num>
+  <w:num w:numId="1006">
+    <w:abstractNumId w:val="991"/>
+  </w:num>
+  <w:num w:numId="1007">
+    <w:abstractNumId w:val="991"/>
+  </w:num>
+  <w:num w:numId="1008">
+    <w:abstractNumId w:val="991"/>
+  </w:num>
+  <w:num w:numId="1009">
+    <w:abstractNumId w:val="991"/>
+  </w:num>
+  <w:num w:numId="1010">
     <w:abstractNumId w:val="99411"/>
     <w:lvlOverride w:ilvl="0">
       <w:startOverride w:val="1"/>
@@ -2024,21 +2105,6 @@
       <w:startOverride w:val="1"/>
     </w:lvlOverride>
   </w:num>
-  <w:num w:numId="1006">
-    <w:abstractNumId w:val="991"/>
-  </w:num>
-  <w:num w:numId="1007">
-    <w:abstractNumId w:val="991"/>
-  </w:num>
-  <w:num w:numId="1008">
-    <w:abstractNumId w:val="991"/>
-  </w:num>
-  <w:num w:numId="1009">
-    <w:abstractNumId w:val="991"/>
-  </w:num>
-  <w:num w:numId="1010">
-    <w:abstractNumId w:val="991"/>
-  </w:num>
   <w:num w:numId="1011">
     <w:abstractNumId w:val="991"/>
   </w:num>
@@ -2052,6 +2118,21 @@
     <w:abstractNumId w:val="991"/>
   </w:num>
   <w:num w:numId="1015">
+    <w:abstractNumId w:val="991"/>
+  </w:num>
+  <w:num w:numId="1016">
+    <w:abstractNumId w:val="991"/>
+  </w:num>
+  <w:num w:numId="1017">
+    <w:abstractNumId w:val="991"/>
+  </w:num>
+  <w:num w:numId="1018">
+    <w:abstractNumId w:val="991"/>
+  </w:num>
+  <w:num w:numId="1019">
+    <w:abstractNumId w:val="991"/>
+  </w:num>
+  <w:num w:numId="1020">
     <w:abstractNumId w:val="991"/>
   </w:num>
 </w:numbering>
